--- a/Job Hunt 2026/2026-10-14 - Marcus & Millichap - Senior Marketing Manager/Joshua_Chappell_CoverLetter_MarcusMillichap.docx
+++ b/Job Hunt 2026/2026-10-14 - Marcus & Millichap - Senior Marketing Manager/Joshua_Chappell_CoverLetter_MarcusMillichap.docx
@@ -25,9 +25,9 @@
           <w:sz w:val="19"/>
           <w:szCs w:val="19"/>
         </w:rPr>
-        <w:t xml:space="preserve">Mesa, AZ  •  480-586-7959  •  </w:t>
-      </w:r>
-      <w:hyperlink w:history="1" r:id="rId57wuu3kpxtszcnuqwfrzw">
+        <w:t xml:space="preserve">Mesa, AZ • 480-586-7959 • </w:t>
+      </w:r>
+      <w:hyperlink w:history="1" r:id="rIdsr9k8s_l7lfklsr9w9he_">
         <w:r>
           <w:rPr>
             <w:rFonts w:ascii="Calibri" w:cs="Calibri" w:eastAsia="Calibri" w:hAnsi="Calibri"/>
@@ -45,9 +45,9 @@
           <w:sz w:val="19"/>
           <w:szCs w:val="19"/>
         </w:rPr>
-        <w:t xml:space="preserve">  •  </w:t>
-      </w:r>
-      <w:hyperlink w:history="1" r:id="rIdkxut3qaxrxwbst7nlptc_">
+        <w:t xml:space="preserve"> • </w:t>
+      </w:r>
+      <w:hyperlink w:history="1" r:id="rIdu3-6dfx9vj5yec4mplpj7">
         <w:r>
           <w:rPr>
             <w:rFonts w:ascii="Calibri" w:cs="Calibri" w:eastAsia="Calibri" w:hAnsi="Calibri"/>
@@ -65,9 +65,9 @@
           <w:sz w:val="19"/>
           <w:szCs w:val="19"/>
         </w:rPr>
-        <w:t xml:space="preserve">  •  </w:t>
-      </w:r>
-      <w:hyperlink w:history="1" r:id="rIdpdi4_p61t_2bbd-aaxatv">
+        <w:t xml:space="preserve"> • </w:t>
+      </w:r>
+      <w:hyperlink w:history="1" r:id="rId1uouqc97ieyftqtttcfjs">
         <w:r>
           <w:rPr>
             <w:rFonts w:ascii="Calibri" w:cs="Calibri" w:eastAsia="Calibri" w:hAnsi="Calibri"/>
@@ -85,9 +85,9 @@
           <w:sz w:val="19"/>
           <w:szCs w:val="19"/>
         </w:rPr>
-        <w:t xml:space="preserve">  •  </w:t>
-      </w:r>
-      <w:hyperlink w:history="1" r:id="rId1c22pnln6yckr9dynmij2">
+        <w:t xml:space="preserve"> • </w:t>
+      </w:r>
+      <w:hyperlink w:history="1" r:id="rId862xg8pbhtwznmcf_yyh6">
         <w:r>
           <w:rPr>
             <w:rFonts w:ascii="Calibri" w:cs="Calibri" w:eastAsia="Calibri" w:hAnsi="Calibri"/>
